--- a/操作系统原理/操作系统概述.docx
+++ b/操作系统原理/操作系统概述.docx
@@ -2,7 +2,7 @@
 <file path=word/document.xml><?xml version="1.0" encoding="utf-8"?>
 <w:document xmlns:w="http://schemas.openxmlformats.org/wordprocessingml/2006/main" xmlns:m="http://schemas.openxmlformats.org/officeDocument/2006/math" xmlns:r="http://schemas.openxmlformats.org/officeDocument/2006/relationships" xmlns:o="urn:schemas-microsoft-com:office:office" xmlns:v="urn:schemas-microsoft-com:vml" xmlns:w10="urn:schemas-microsoft-com:office:word" xmlns:a="http://schemas.openxmlformats.org/drawingml/2006/main" xmlns:pic="http://schemas.openxmlformats.org/drawingml/2006/picture" xmlns:wp="http://schemas.openxmlformats.org/drawingml/2006/wordprocessingDrawing">
   <w:body>
-    <w:bookmarkStart w:id="66" w:name="操作系统原理"/>
+    <w:bookmarkStart w:id="67" w:name="操作系统原理"/>
     <w:p>
       <w:pPr>
         <w:pStyle w:val="Heading1"/>
@@ -2197,7 +2197,7 @@
     </w:p>
     <w:bookmarkEnd w:id="40"/>
     <w:bookmarkEnd w:id="41"/>
-    <w:bookmarkStart w:id="46" w:name="进程"/>
+    <w:bookmarkStart w:id="47" w:name="进程"/>
     <w:p>
       <w:pPr>
         <w:pStyle w:val="Heading2"/>
@@ -2206,7 +2206,7 @@
         <w:t xml:space="preserve">进程</w:t>
       </w:r>
     </w:p>
-    <w:bookmarkStart w:id="43" w:name="进程基础"/>
+    <w:bookmarkStart w:id="44" w:name="进程基础"/>
     <w:p>
       <w:pPr>
         <w:pStyle w:val="Heading3"/>
@@ -2230,62 +2230,136 @@
         <w:t xml:space="preserve">：进程是程序的执行过程，是系统进行资源分配和调度的一个独立单位。</w:t>
       </w:r>
     </w:p>
-    <w:p>
-      <w:pPr>
-        <w:pStyle w:val="BodyText"/>
-      </w:pPr>
-      <w:r>
-        <w:rPr>
-          <w:bCs/>
-          <w:b/>
-        </w:rPr>
+    <w:bookmarkStart w:id="43" w:name="程序执行方式对比"/>
+    <w:p>
+      <w:pPr>
+        <w:pStyle w:val="Heading4"/>
+      </w:pPr>
+      <w:r>
         <w:t xml:space="preserve">程序执行方式对比</w:t>
       </w:r>
-      <w:r>
-        <w:br/>
-      </w:r>
-      <w:r>
-        <w:t xml:space="preserve">|执行方式|特征|说明|</w:t>
-      </w:r>
-      <w:r>
-        <w:t xml:space="preserve"> </w:t>
-      </w:r>
-      <w:r>
-        <w:t xml:space="preserve">|-|-|-|</w:t>
-      </w:r>
-      <w:r>
-        <w:t xml:space="preserve"> </w:t>
-      </w:r>
-      <w:r>
-        <w:t xml:space="preserve">|</w:t>
-      </w:r>
-      <w:r>
-        <w:rPr>
-          <w:bCs/>
-          <w:b/>
-        </w:rPr>
-        <w:t xml:space="preserve">顺序执行</w:t>
-      </w:r>
-      <w:r>
-        <w:t xml:space="preserve">|顺序性、封闭性、可再现性|严格按时间顺序依次进行|</w:t>
-      </w:r>
-      <w:r>
-        <w:t xml:space="preserve"> </w:t>
-      </w:r>
-      <w:r>
-        <w:t xml:space="preserve">|</w:t>
-      </w:r>
-      <w:r>
-        <w:rPr>
-          <w:bCs/>
-          <w:b/>
-        </w:rPr>
-        <w:t xml:space="preserve">并发执行</w:t>
-      </w:r>
-      <w:r>
-        <w:t xml:space="preserve">|失去封闭性、间断性、结果不可再现|同一时间段内交替执行|</w:t>
-      </w:r>
-    </w:p>
+    </w:p>
+    <w:tbl>
+      <w:tblPr>
+        <w:tblStyle w:val="Table"/>
+        <w:tblW w:type="pct" w:w="0.0"/>
+        <w:tblLook w:firstRow="1" w:lastRow="0" w:firstColumn="0" w:lastColumn="0" w:noHBand="0" w:noVBand="0" w:val="0020"/>
+      </w:tblPr>
+      <w:tblGrid/>
+      <w:tr>
+        <w:tc>
+          <w:p>
+            <w:pPr>
+              <w:pStyle w:val="Compact"/>
+              <w:jc w:val="left"/>
+            </w:pPr>
+            <w:r>
+              <w:t xml:space="preserve">执行方式</w:t>
+            </w:r>
+          </w:p>
+        </w:tc>
+        <w:tc>
+          <w:p>
+            <w:pPr>
+              <w:pStyle w:val="Compact"/>
+              <w:jc w:val="left"/>
+            </w:pPr>
+            <w:r>
+              <w:t xml:space="preserve">特征</w:t>
+            </w:r>
+          </w:p>
+        </w:tc>
+        <w:tc>
+          <w:p>
+            <w:pPr>
+              <w:pStyle w:val="Compact"/>
+              <w:jc w:val="left"/>
+            </w:pPr>
+            <w:r>
+              <w:t xml:space="preserve">说明</w:t>
+            </w:r>
+          </w:p>
+        </w:tc>
+      </w:tr>
+      <w:tr>
+        <w:tc>
+          <w:p>
+            <w:pPr>
+              <w:pStyle w:val="Compact"/>
+              <w:jc w:val="left"/>
+            </w:pPr>
+            <w:r>
+              <w:rPr>
+                <w:bCs/>
+                <w:b/>
+              </w:rPr>
+              <w:t xml:space="preserve">顺序执行</w:t>
+            </w:r>
+          </w:p>
+        </w:tc>
+        <w:tc>
+          <w:p>
+            <w:pPr>
+              <w:pStyle w:val="Compact"/>
+              <w:jc w:val="left"/>
+            </w:pPr>
+            <w:r>
+              <w:t xml:space="preserve">顺序性、封闭性、可再现性</w:t>
+            </w:r>
+          </w:p>
+        </w:tc>
+        <w:tc>
+          <w:p>
+            <w:pPr>
+              <w:pStyle w:val="Compact"/>
+              <w:jc w:val="left"/>
+            </w:pPr>
+            <w:r>
+              <w:t xml:space="preserve">严格按时间顺序依次进行</w:t>
+            </w:r>
+          </w:p>
+        </w:tc>
+      </w:tr>
+      <w:tr>
+        <w:tc>
+          <w:p>
+            <w:pPr>
+              <w:pStyle w:val="Compact"/>
+              <w:jc w:val="left"/>
+            </w:pPr>
+            <w:r>
+              <w:rPr>
+                <w:bCs/>
+                <w:b/>
+              </w:rPr>
+              <w:t xml:space="preserve">并发执行</w:t>
+            </w:r>
+          </w:p>
+        </w:tc>
+        <w:tc>
+          <w:p>
+            <w:pPr>
+              <w:pStyle w:val="Compact"/>
+              <w:jc w:val="left"/>
+            </w:pPr>
+            <w:r>
+              <w:t xml:space="preserve">失去封闭性、间断性、结果不可再现</w:t>
+            </w:r>
+          </w:p>
+        </w:tc>
+        <w:tc>
+          <w:p>
+            <w:pPr>
+              <w:pStyle w:val="Compact"/>
+              <w:jc w:val="left"/>
+            </w:pPr>
+            <w:r>
+              <w:t xml:space="preserve">同一时间段内交替执行</w:t>
+            </w:r>
+          </w:p>
+        </w:tc>
+      </w:tr>
+    </w:tbl>
     <w:p>
       <w:pPr>
         <w:pStyle w:val="CaptionedFigure"/>
@@ -2342,7 +2416,8 @@
       </w:r>
     </w:p>
     <w:bookmarkEnd w:id="43"/>
-    <w:bookmarkStart w:id="44" w:name="进程控制块pcb"/>
+    <w:bookmarkEnd w:id="44"/>
+    <w:bookmarkStart w:id="45" w:name="进程控制块pcb"/>
     <w:p>
       <w:pPr>
         <w:pStyle w:val="Heading3"/>
@@ -2461,8 +2536,8 @@
         <w:t xml:space="preserve">：程序和数据地址、进程同步与通信机制、资源清单</w:t>
       </w:r>
     </w:p>
-    <w:bookmarkEnd w:id="44"/>
-    <w:bookmarkStart w:id="45" w:name="进程通信方式"/>
+    <w:bookmarkEnd w:id="45"/>
+    <w:bookmarkStart w:id="46" w:name="进程通信方式"/>
     <w:p>
       <w:pPr>
         <w:pStyle w:val="Heading3"/>
@@ -2677,9 +2752,9 @@
         </w:pict>
       </w:r>
     </w:p>
-    <w:bookmarkEnd w:id="45"/>
     <w:bookmarkEnd w:id="46"/>
-    <w:bookmarkStart w:id="49" w:name="线程"/>
+    <w:bookmarkEnd w:id="47"/>
+    <w:bookmarkStart w:id="50" w:name="线程"/>
     <w:p>
       <w:pPr>
         <w:pStyle w:val="Heading2"/>
@@ -2688,7 +2763,7 @@
         <w:t xml:space="preserve">线程</w:t>
       </w:r>
     </w:p>
-    <w:bookmarkStart w:id="47" w:name="线程概念"/>
+    <w:bookmarkStart w:id="48" w:name="线程概念"/>
     <w:p>
       <w:pPr>
         <w:pStyle w:val="Heading3"/>
@@ -2712,8 +2787,8 @@
         <w:t xml:space="preserve">：轻量级进程，CPU调度和分派的基本单位，进程的一个实体</w:t>
       </w:r>
     </w:p>
-    <w:bookmarkEnd w:id="47"/>
-    <w:bookmarkStart w:id="48" w:name="进程vs线程对比"/>
+    <w:bookmarkEnd w:id="48"/>
+    <w:bookmarkStart w:id="49" w:name="进程vs线程对比"/>
     <w:p>
       <w:pPr>
         <w:pStyle w:val="Heading3"/>
@@ -2967,9 +3042,9 @@
         </w:pict>
       </w:r>
     </w:p>
-    <w:bookmarkEnd w:id="48"/>
     <w:bookmarkEnd w:id="49"/>
-    <w:bookmarkStart w:id="60" w:name="处理机调度"/>
+    <w:bookmarkEnd w:id="50"/>
+    <w:bookmarkStart w:id="61" w:name="处理机调度"/>
     <w:p>
       <w:pPr>
         <w:pStyle w:val="Heading2"/>
@@ -2978,7 +3053,7 @@
         <w:t xml:space="preserve">处理机调度</w:t>
       </w:r>
     </w:p>
-    <w:bookmarkStart w:id="50" w:name="甘特图"/>
+    <w:bookmarkStart w:id="51" w:name="甘特图"/>
     <w:p>
       <w:pPr>
         <w:pStyle w:val="Heading3"/>
@@ -2999,8 +3074,8 @@
         <w:t xml:space="preserve">甘特图是一种用于表示进程调度过程的时间轴，横轴表示时间</w:t>
       </w:r>
     </w:p>
-    <w:bookmarkEnd w:id="50"/>
-    <w:bookmarkStart w:id="51" w:name="调度评价指标"/>
+    <w:bookmarkEnd w:id="51"/>
+    <w:bookmarkStart w:id="52" w:name="调度评价指标"/>
     <w:p>
       <w:pPr>
         <w:pStyle w:val="Heading3"/>
@@ -3104,8 +3179,8 @@
         <w:t xml:space="preserve">：每个进程都要机会执行，避免饥饿</w:t>
       </w:r>
     </w:p>
-    <w:bookmarkEnd w:id="51"/>
-    <w:bookmarkStart w:id="52" w:name="调度层次"/>
+    <w:bookmarkEnd w:id="52"/>
+    <w:bookmarkStart w:id="53" w:name="调度层次"/>
     <w:p>
       <w:pPr>
         <w:pStyle w:val="Heading3"/>
@@ -3171,8 +3246,8 @@
         <w:t xml:space="preserve">：按策略选择就绪进程，占用CPU执行</w:t>
       </w:r>
     </w:p>
-    <w:bookmarkEnd w:id="52"/>
-    <w:bookmarkStart w:id="53" w:name="核心计算公式"/>
+    <w:bookmarkEnd w:id="53"/>
+    <w:bookmarkStart w:id="54" w:name="核心计算公式"/>
     <w:p>
       <w:pPr>
         <w:pStyle w:val="Heading3"/>
@@ -3590,8 +3665,8 @@
         <w:t xml:space="preserve">为0时代表任务必须立即执行)</w:t>
       </w:r>
     </w:p>
-    <w:bookmarkEnd w:id="53"/>
-    <w:bookmarkStart w:id="54" w:name="调度算法总览"/>
+    <w:bookmarkEnd w:id="54"/>
+    <w:bookmarkStart w:id="55" w:name="调度算法总览"/>
     <w:p>
       <w:pPr>
         <w:pStyle w:val="Heading3"/>
@@ -4281,8 +4356,8 @@
         </w:tc>
       </w:tr>
     </w:tbl>
-    <w:bookmarkEnd w:id="54"/>
-    <w:bookmarkStart w:id="55" w:name="算法选择策略"/>
+    <w:bookmarkEnd w:id="55"/>
+    <w:bookmarkStart w:id="56" w:name="算法选择策略"/>
     <w:p>
       <w:pPr>
         <w:pStyle w:val="Heading3"/>
@@ -4370,8 +4445,8 @@
         <w:t xml:space="preserve">：优先级调度、多级队列（平衡多种需求）</w:t>
       </w:r>
     </w:p>
-    <w:bookmarkEnd w:id="55"/>
-    <w:bookmarkStart w:id="56" w:name="关键术语"/>
+    <w:bookmarkEnd w:id="56"/>
+    <w:bookmarkStart w:id="57" w:name="关键术语"/>
     <w:p>
       <w:pPr>
         <w:pStyle w:val="Heading3"/>
@@ -4609,8 +4684,8 @@
         </w:tc>
       </w:tr>
     </w:tbl>
-    <w:bookmarkEnd w:id="56"/>
-    <w:bookmarkStart w:id="57" w:name="优先级设置原则"/>
+    <w:bookmarkEnd w:id="57"/>
+    <w:bookmarkStart w:id="58" w:name="优先级设置原则"/>
     <w:p>
       <w:pPr>
         <w:pStyle w:val="Heading3"/>
@@ -4661,8 +4736,8 @@
         <w:t xml:space="preserve">资源要求少 &gt; 资源要求多</w:t>
       </w:r>
     </w:p>
-    <w:bookmarkEnd w:id="57"/>
-    <w:bookmarkStart w:id="58" w:name="优先级类型"/>
+    <w:bookmarkEnd w:id="58"/>
+    <w:bookmarkStart w:id="59" w:name="优先级类型"/>
     <w:p>
       <w:pPr>
         <w:pStyle w:val="Heading3"/>
@@ -4709,8 +4784,8 @@
         <w:t xml:space="preserve">：根据等待时间、已执行时间、进程类型动态调整</w:t>
       </w:r>
     </w:p>
-    <w:bookmarkEnd w:id="58"/>
-    <w:bookmarkStart w:id="59" w:name="关键考点整理"/>
+    <w:bookmarkEnd w:id="59"/>
+    <w:bookmarkStart w:id="60" w:name="关键考点整理"/>
     <w:p>
       <w:pPr>
         <w:pStyle w:val="Heading3"/>
@@ -4897,9 +4972,9 @@
         </w:pict>
       </w:r>
     </w:p>
-    <w:bookmarkEnd w:id="59"/>
     <w:bookmarkEnd w:id="60"/>
-    <w:bookmarkStart w:id="65" w:name="死锁deadlock"/>
+    <w:bookmarkEnd w:id="61"/>
+    <w:bookmarkStart w:id="66" w:name="死锁deadlock"/>
     <w:p>
       <w:pPr>
         <w:pStyle w:val="Heading2"/>
@@ -4908,7 +4983,7 @@
         <w:t xml:space="preserve">死锁(DeadLock)</w:t>
       </w:r>
     </w:p>
-    <w:bookmarkStart w:id="61" w:name="死锁"/>
+    <w:bookmarkStart w:id="62" w:name="死锁"/>
     <w:p>
       <w:pPr>
         <w:pStyle w:val="Heading3"/>
@@ -5088,8 +5163,8 @@
         <w:t xml:space="preserve">来预防或解除死锁)</w:t>
       </w:r>
     </w:p>
-    <w:bookmarkEnd w:id="61"/>
-    <w:bookmarkStart w:id="62" w:name="死锁的特征"/>
+    <w:bookmarkEnd w:id="62"/>
+    <w:bookmarkStart w:id="63" w:name="死锁的特征"/>
     <w:p>
       <w:pPr>
         <w:pStyle w:val="Heading3"/>
@@ -5214,8 +5289,8 @@
         <w:t xml:space="preserve">等待关系 - 循环等待</w:t>
       </w:r>
     </w:p>
-    <w:bookmarkEnd w:id="62"/>
-    <w:bookmarkStart w:id="63" w:name="死锁产生的必要条件四个条件缺一不可"/>
+    <w:bookmarkEnd w:id="63"/>
+    <w:bookmarkStart w:id="64" w:name="死锁产生的必要条件四个条件缺一不可"/>
     <w:p>
       <w:pPr>
         <w:pStyle w:val="Heading3"/>
@@ -5543,8 +5618,8 @@
         </w:tc>
       </w:tr>
     </w:tbl>
-    <w:bookmarkEnd w:id="63"/>
-    <w:bookmarkStart w:id="64" w:name="活锁livelock"/>
+    <w:bookmarkEnd w:id="64"/>
+    <w:bookmarkStart w:id="65" w:name="活锁livelock"/>
     <w:p>
       <w:pPr>
         <w:pStyle w:val="Heading3"/>
@@ -5604,9 +5679,9 @@
         <w:t xml:space="preserve">本文档整理自操作系统学习笔记，持续更新中…</w:t>
       </w:r>
     </w:p>
-    <w:bookmarkEnd w:id="64"/>
     <w:bookmarkEnd w:id="65"/>
     <w:bookmarkEnd w:id="66"/>
+    <w:bookmarkEnd w:id="67"/>
     <w:sectPr/>
   </w:body>
 </w:document>
